--- a/app/doc_templates/offerte/off_varie.docx
+++ b/app/doc_templates/offerte/off_varie.docx
@@ -372,7 +372,7 @@
         <w:rPr>
           <w:rFonts w:ascii="Arial" w:hAnsi="Arial" w:cs="Arial"/>
         </w:rPr>
-        <w:t>La First Engineering dispone di polizza RC Professionale n. ICIP012580 con massimale di Euro 4 milioni accesa presso AIG Europe S.A. - Rappresentanza Generale per l’Italia.</w:t>
+        <w:t>La First Engineering dispone di polizza RC Professionale n. ICIP026278 con massimale di Euro 5 milioni accesa presso AON S.P.A.</w:t>
       </w:r>
     </w:p>
     <w:p>
